--- a/Laporan_Audit_Bug_SIPAPA_Madina.docx
+++ b/Laporan_Audit_Bug_SIPAPA_Madina.docx
@@ -1618,7 +1618,7 @@
         <w:spacing w:after="80"/>
       </w:pPr>
       <w:r>
-        <w:t xml:space="preserve">Token akses deploy-tools/artisan-run.php dan route /sys/* (uwVW5Kx3Xfmv) bersifat hardcoded dan tercatat pernah sama dengan DB_PASSWORD produksi. Jika belum pernah dirotasi, sangat disarankan mengganti DB_PASSWORD dan token ini dengan nilai berbeda, karena token URL mudah tercatat di access log server maupun riwayat browser.</w:t>
+        <w:t xml:space="preserve">Token akses deploy-tools/artisan-run.php dan route /sys/* ([redacted]) bersifat hardcoded dan tercatat pernah sama dengan DB_PASSWORD produksi. Jika belum pernah dirotasi, sangat disarankan mengganti DB_PASSWORD dan token ini dengan nilai berbeda, karena token URL mudah tercatat di access log server maupun riwayat browser.</w:t>
       </w:r>
     </w:p>
     <w:p>
